--- a/products-storage/04-polnyy-komplekt-pto/01-30-bazovye-pakety/02-dopraboty-bez-poter/11-dopsoglashenie-obem-i-cena.docx
+++ b/products-storage/04-polnyy-komplekt-pto/01-30-bazovye-pakety/02-dopraboty-bez-poter/11-dopsoglashenie-obem-i-cena.docx
@@ -15,6 +15,11 @@
     <w:p>
       <w:r>
         <w:t>Заполните поля в квадратных скобках и удалите подсказки перед отправкой.</w:t>
+      </w:r>
+    </w:p>
+    <w:p>
+      <w:r>
+        <w:t>Форма — содержательная часть допсоглашения: преамбулу со сторонами, номер и дату договора подряда и подписные блоки добавьте по вашему договору.</w:t>
       </w:r>
     </w:p>
     <w:p>
@@ -60,6 +65,19 @@
     <w:p>
       <w:r>
         <w:t>Ведомость объёмов дополнительных работ и расчёт их стоимости являются приложениями.</w:t>
+      </w:r>
+    </w:p>
+    <w:p>
+      <w:pPr>
+        <w:pStyle w:val="Heading1"/>
+      </w:pPr>
+      <w:r>
+        <w:t>Заключительные положения</w:t>
+      </w:r>
+    </w:p>
+    <w:p>
+      <w:r>
+        <w:t>Остальные условия договора не изменяются. Соглашение вступает в силу с момента подписания сторонами.</w:t>
       </w:r>
     </w:p>
     <w:p>
